--- a/CPDs_Manuscript_Mary.et.al.docx
+++ b/CPDs_Manuscript_Mary.et.al.docx
@@ -12,7 +12,6 @@
           <w:szCs w:val="16"/>
         </w:rPr>
       </w:pPr>
-      <w:proofErr w:type="spellStart"/>
       <w:r>
         <w:rPr>
           <w:b/>
@@ -22,7 +21,6 @@
         </w:rPr>
         <w:t>Find_closest_Mary.ipynb</w:t>
       </w:r>
-      <w:proofErr w:type="spellEnd"/>
     </w:p>
     <w:p>
       <w:pPr>
@@ -60,106 +58,49 @@
           <w:sz w:val="16"/>
           <w:szCs w:val="16"/>
         </w:rPr>
-        <w:t xml:space="preserve">aligner = </w:t>
-      </w:r>
-      <w:proofErr w:type="spellStart"/>
-      <w:r>
-        <w:rPr>
-          <w:sz w:val="16"/>
-          <w:szCs w:val="16"/>
-        </w:rPr>
-        <w:t>Align.PairwiseAligner</w:t>
-      </w:r>
-      <w:proofErr w:type="spellEnd"/>
-      <w:r>
-        <w:rPr>
-          <w:sz w:val="16"/>
-          <w:szCs w:val="16"/>
-        </w:rPr>
-        <w:t>(scoring="</w:t>
-      </w:r>
-      <w:proofErr w:type="spellStart"/>
-      <w:r>
-        <w:rPr>
-          <w:sz w:val="16"/>
-          <w:szCs w:val="16"/>
-        </w:rPr>
-        <w:t>blastp</w:t>
-      </w:r>
-      <w:proofErr w:type="spellEnd"/>
-      <w:r>
-        <w:rPr>
-          <w:sz w:val="16"/>
-          <w:szCs w:val="16"/>
-        </w:rPr>
-        <w:t>")</w:t>
-      </w:r>
-    </w:p>
-    <w:p>
-      <w:pPr>
-        <w:pStyle w:val="NoSpacing"/>
-        <w:rPr>
-          <w:sz w:val="16"/>
-          <w:szCs w:val="16"/>
-        </w:rPr>
-      </w:pPr>
-      <w:r>
-        <w:rPr>
-          <w:sz w:val="16"/>
-          <w:szCs w:val="16"/>
-        </w:rPr>
-        <w:t xml:space="preserve">from Bio import </w:t>
-      </w:r>
-      <w:proofErr w:type="spellStart"/>
-      <w:r>
-        <w:rPr>
-          <w:sz w:val="16"/>
-          <w:szCs w:val="16"/>
-        </w:rPr>
-        <w:t>SeqIO</w:t>
-      </w:r>
-      <w:proofErr w:type="spellEnd"/>
-      <w:r>
-        <w:rPr>
-          <w:sz w:val="16"/>
-          <w:szCs w:val="16"/>
-        </w:rPr>
-        <w:t>, Align</w:t>
-      </w:r>
-    </w:p>
-    <w:p>
-      <w:pPr>
-        <w:pStyle w:val="NoSpacing"/>
-        <w:rPr>
-          <w:sz w:val="16"/>
-          <w:szCs w:val="16"/>
-        </w:rPr>
-      </w:pPr>
-    </w:p>
-    <w:p>
-      <w:pPr>
-        <w:pStyle w:val="NoSpacing"/>
-        <w:rPr>
-          <w:sz w:val="16"/>
-          <w:szCs w:val="16"/>
-        </w:rPr>
-      </w:pPr>
-      <w:r>
-        <w:rPr>
-          <w:sz w:val="16"/>
-          <w:szCs w:val="16"/>
-        </w:rPr>
-        <w:t xml:space="preserve">                    </w:t>
-      </w:r>
-      <w:proofErr w:type="spellStart"/>
-      <w:r>
-        <w:rPr>
-          <w:sz w:val="16"/>
-          <w:szCs w:val="16"/>
-        </w:rPr>
-        <w:t>AAAS.fasta</w:t>
-      </w:r>
-      <w:proofErr w:type="spellEnd"/>
+        <w:t>aligner = Align.PairwiseAligner(scoring="blastp")</w:t>
+      </w:r>
+    </w:p>
+    <w:p>
+      <w:pPr>
+        <w:pStyle w:val="NoSpacing"/>
+        <w:rPr>
+          <w:sz w:val="16"/>
+          <w:szCs w:val="16"/>
+        </w:rPr>
+      </w:pPr>
+      <w:r>
+        <w:rPr>
+          <w:sz w:val="16"/>
+          <w:szCs w:val="16"/>
+        </w:rPr>
+        <w:t>from Bio import SeqIO, Align</w:t>
+      </w:r>
+    </w:p>
+    <w:p>
+      <w:pPr>
+        <w:pStyle w:val="NoSpacing"/>
+        <w:rPr>
+          <w:sz w:val="16"/>
+          <w:szCs w:val="16"/>
+        </w:rPr>
+      </w:pPr>
+    </w:p>
+    <w:p>
+      <w:pPr>
+        <w:pStyle w:val="NoSpacing"/>
+        <w:rPr>
+          <w:sz w:val="16"/>
+          <w:szCs w:val="16"/>
+        </w:rPr>
+      </w:pPr>
+      <w:r>
+        <w:rPr>
+          <w:sz w:val="16"/>
+          <w:szCs w:val="16"/>
+        </w:rPr>
+        <w:t xml:space="preserve">                    AAAS.fasta</w:t>
+      </w:r>
     </w:p>
     <w:p>
       <w:pPr>
@@ -558,17 +499,8 @@
           <w:sz w:val="16"/>
           <w:szCs w:val="16"/>
         </w:rPr>
-        <w:t xml:space="preserve">             │ Is this the </w:t>
-      </w:r>
-      <w:proofErr w:type="gramStart"/>
-      <w:r>
-        <w:rPr>
-          <w:sz w:val="16"/>
-          <w:szCs w:val="16"/>
-        </w:rPr>
-        <w:t>highest  │</w:t>
-      </w:r>
-      <w:proofErr w:type="gramEnd"/>
+        <w:t xml:space="preserve">             │ Is this the highest  │</w:t>
+      </w:r>
     </w:p>
     <w:p>
       <w:pPr>
@@ -964,19 +896,8 @@
           <w:sz w:val="16"/>
           <w:szCs w:val="16"/>
         </w:rPr>
-        <w:t xml:space="preserve">(py312) </w:t>
-      </w:r>
-      <w:proofErr w:type="spellStart"/>
-      <w:r>
-        <w:rPr>
-          <w:rFonts w:asciiTheme="minorHAnsi" w:hAnsiTheme="minorHAnsi" w:cs="Menlo"/>
-          <w:color w:val="000000"/>
-          <w:sz w:val="16"/>
-          <w:szCs w:val="16"/>
-        </w:rPr>
-        <w:t>adesinamary@Azevedo-Pro</w:t>
-      </w:r>
-      <w:proofErr w:type="spellEnd"/>
+        <w:t>(py312) adesinamary@Azevedo-Pro</w:t>
+      </w:r>
       <w:r>
         <w:rPr>
           <w:rFonts w:asciiTheme="minorHAnsi" w:hAnsiTheme="minorHAnsi"/>
@@ -1045,7 +966,6 @@
           <w:szCs w:val="16"/>
         </w:rPr>
       </w:pPr>
-      <w:proofErr w:type="spellStart"/>
       <w:r>
         <w:rPr>
           <w:rFonts w:cs="Helvetica"/>
@@ -1053,17 +973,7 @@
           <w:sz w:val="16"/>
           <w:szCs w:val="16"/>
         </w:rPr>
-        <w:t>Ouput</w:t>
-      </w:r>
-      <w:proofErr w:type="spellEnd"/>
-      <w:r>
-        <w:rPr>
-          <w:rFonts w:cs="Helvetica"/>
-          <w:kern w:val="0"/>
-          <w:sz w:val="16"/>
-          <w:szCs w:val="16"/>
-        </w:rPr>
-        <w:t xml:space="preserve"> storage location;</w:t>
+        <w:t>Ouput storage location;</w:t>
       </w:r>
     </w:p>
     <w:p>
@@ -1231,19 +1141,8 @@
                 <w:sz w:val="16"/>
                 <w:szCs w:val="16"/>
               </w:rPr>
-              <w:t xml:space="preserve">Aotus </w:t>
+              <w:t>Aotus nancymaae</w:t>
             </w:r>
-            <w:proofErr w:type="spellStart"/>
-            <w:r>
-              <w:rPr>
-                <w:rFonts w:asciiTheme="minorHAnsi" w:hAnsiTheme="minorHAnsi"/>
-                <w:color w:val="000000"/>
-                <w:sz w:val="16"/>
-                <w:szCs w:val="16"/>
-              </w:rPr>
-              <w:t>nancymaae</w:t>
-            </w:r>
-            <w:proofErr w:type="spellEnd"/>
           </w:p>
           <w:p>
             <w:pPr>
@@ -1370,7 +1269,6 @@
                 <w:szCs w:val="16"/>
               </w:rPr>
             </w:pPr>
-            <w:proofErr w:type="spellStart"/>
             <w:r>
               <w:rPr>
                 <w:rFonts w:asciiTheme="minorHAnsi" w:hAnsiTheme="minorHAnsi"/>
@@ -1378,29 +1276,8 @@
                 <w:sz w:val="16"/>
                 <w:szCs w:val="16"/>
               </w:rPr>
-              <w:t>Sapajus</w:t>
+              <w:t>Sapajus apella</w:t>
             </w:r>
-            <w:proofErr w:type="spellEnd"/>
-            <w:r>
-              <w:rPr>
-                <w:rFonts w:asciiTheme="minorHAnsi" w:hAnsiTheme="minorHAnsi"/>
-                <w:color w:val="000000"/>
-                <w:sz w:val="16"/>
-                <w:szCs w:val="16"/>
-              </w:rPr>
-              <w:t xml:space="preserve"> </w:t>
-            </w:r>
-            <w:proofErr w:type="spellStart"/>
-            <w:r>
-              <w:rPr>
-                <w:rFonts w:asciiTheme="minorHAnsi" w:hAnsiTheme="minorHAnsi"/>
-                <w:color w:val="000000"/>
-                <w:sz w:val="16"/>
-                <w:szCs w:val="16"/>
-              </w:rPr>
-              <w:t>apella</w:t>
-            </w:r>
-            <w:proofErr w:type="spellEnd"/>
           </w:p>
         </w:tc>
       </w:tr>
@@ -1520,96 +1397,32 @@
           <w:sz w:val="16"/>
           <w:szCs w:val="16"/>
         </w:rPr>
-        <w:t xml:space="preserve">of node: </w:t>
-      </w:r>
-      <w:proofErr w:type="spellStart"/>
-      <w:r>
-        <w:rPr>
-          <w:sz w:val="16"/>
-          <w:szCs w:val="16"/>
-        </w:rPr>
-        <w:t>Piliocolobus</w:t>
-      </w:r>
-      <w:proofErr w:type="spellEnd"/>
-      <w:r>
-        <w:rPr>
+        <w:t xml:space="preserve">of node: Piliocolobus tephrosceles: p(R)=1 </w:t>
+      </w:r>
+    </w:p>
+    <w:p>
+      <w:pPr>
+        <w:pStyle w:val="NoSpacing"/>
+        <w:rPr>
+          <w:sz w:val="16"/>
+          <w:szCs w:val="16"/>
+        </w:rPr>
+      </w:pPr>
+      <w:r>
+        <w:rPr>
+          <w:sz w:val="16"/>
+          <w:szCs w:val="16"/>
+        </w:rPr>
+        <w:t>of node: Rhinopithecus bieti: p(R)=</w:t>
+      </w:r>
+      <w:r>
+        <w:rPr>
+          <w:noProof/>
           <w:sz w:val="16"/>
           <w:szCs w:val="16"/>
         </w:rPr>
         <w:t xml:space="preserve"> </w:t>
       </w:r>
-      <w:proofErr w:type="spellStart"/>
-      <w:r>
-        <w:rPr>
-          <w:sz w:val="16"/>
-          <w:szCs w:val="16"/>
-        </w:rPr>
-        <w:t>tephrosceles</w:t>
-      </w:r>
-      <w:proofErr w:type="spellEnd"/>
-      <w:r>
-        <w:rPr>
-          <w:sz w:val="16"/>
-          <w:szCs w:val="16"/>
-        </w:rPr>
-        <w:t xml:space="preserve">: p(R)=1 </w:t>
-      </w:r>
-    </w:p>
-    <w:p>
-      <w:pPr>
-        <w:pStyle w:val="NoSpacing"/>
-        <w:rPr>
-          <w:sz w:val="16"/>
-          <w:szCs w:val="16"/>
-        </w:rPr>
-      </w:pPr>
-      <w:r>
-        <w:rPr>
-          <w:sz w:val="16"/>
-          <w:szCs w:val="16"/>
-        </w:rPr>
-        <w:t xml:space="preserve">of node: </w:t>
-      </w:r>
-      <w:proofErr w:type="spellStart"/>
-      <w:r>
-        <w:rPr>
-          <w:sz w:val="16"/>
-          <w:szCs w:val="16"/>
-        </w:rPr>
-        <w:t>Rhinopithecus</w:t>
-      </w:r>
-      <w:proofErr w:type="spellEnd"/>
-      <w:r>
-        <w:rPr>
-          <w:sz w:val="16"/>
-          <w:szCs w:val="16"/>
-        </w:rPr>
-        <w:t xml:space="preserve"> </w:t>
-      </w:r>
-      <w:proofErr w:type="spellStart"/>
-      <w:r>
-        <w:rPr>
-          <w:sz w:val="16"/>
-          <w:szCs w:val="16"/>
-        </w:rPr>
-        <w:t>bieti</w:t>
-      </w:r>
-      <w:proofErr w:type="spellEnd"/>
-      <w:r>
-        <w:rPr>
-          <w:sz w:val="16"/>
-          <w:szCs w:val="16"/>
-        </w:rPr>
-        <w:t>: p(R)=</w:t>
-      </w:r>
-      <w:r>
-        <w:rPr>
-          <w:noProof/>
-          <w:sz w:val="16"/>
-          <w:szCs w:val="16"/>
-        </w:rPr>
-        <w:t xml:space="preserve"> </w:t>
-      </w:r>
       <w:r>
         <w:rPr>
           <w:sz w:val="16"/>
@@ -1631,39 +1444,7 @@
           <w:sz w:val="16"/>
           <w:szCs w:val="16"/>
         </w:rPr>
-        <w:t xml:space="preserve">of node: </w:t>
-      </w:r>
-      <w:proofErr w:type="spellStart"/>
-      <w:r>
-        <w:rPr>
-          <w:sz w:val="16"/>
-          <w:szCs w:val="16"/>
-        </w:rPr>
-        <w:t>Rhinopithecus</w:t>
-      </w:r>
-      <w:proofErr w:type="spellEnd"/>
-      <w:r>
-        <w:rPr>
-          <w:sz w:val="16"/>
-          <w:szCs w:val="16"/>
-        </w:rPr>
-        <w:t xml:space="preserve"> </w:t>
-      </w:r>
-      <w:proofErr w:type="spellStart"/>
-      <w:r>
-        <w:rPr>
-          <w:sz w:val="16"/>
-          <w:szCs w:val="16"/>
-        </w:rPr>
-        <w:t>roxellana</w:t>
-      </w:r>
-      <w:proofErr w:type="spellEnd"/>
-      <w:r>
-        <w:rPr>
-          <w:sz w:val="16"/>
-          <w:szCs w:val="16"/>
-        </w:rPr>
-        <w:t>: p(R)=1</w:t>
+        <w:t>of node: Rhinopithecus roxellana: p(R)=1</w:t>
       </w:r>
     </w:p>
     <w:p>
@@ -1848,7 +1629,7 @@
             <wp:docPr id="458071789" name="Picture 1">
               <a:extLst xmlns:a="http://schemas.openxmlformats.org/drawingml/2006/main">
                 <a:ext uri="{FF2B5EF4-FFF2-40B4-BE49-F238E27FC236}">
-                  <a16:creationId xmlns:a16="http://schemas.microsoft.com/office/drawing/2014/main" id="{FADB7156-F040-4351-98D1-702B7FD4AD19}"/>
+                  <a16:creationId xmlns:a16="http://schemas.microsoft.com/office/drawing/2014/main" id="{B2F24BD4-B0C2-4083-BAE3-09B931D23DB6}"/>
                 </a:ext>
               </a:extLst>
             </wp:docPr>
@@ -1863,7 +1644,7 @@
                     <pic:cNvPicPr/>
                   </pic:nvPicPr>
                   <pic:blipFill>
-                    <a:blip r:embed="rId6" cstate="print">
+                    <a:blip r:embed="rId4" cstate="print">
                       <a:extLst>
                         <a:ext uri="{28A0092B-C50C-407E-A947-70E740481C1C}">
                           <a14:useLocalDpi xmlns:a14="http://schemas.microsoft.com/office/drawing/2010/main" val="0"/>
@@ -1939,16 +1720,7 @@
           <w:szCs w:val="16"/>
           <w:highlight w:val="yellow"/>
         </w:rPr>
-        <w:t>-</w:t>
-      </w:r>
-      <w:proofErr w:type="gramStart"/>
-      <w:r>
-        <w:rPr>
-          <w:sz w:val="16"/>
-          <w:szCs w:val="16"/>
-          <w:highlight w:val="yellow"/>
-        </w:rPr>
-        <w:t>H</w:t>
+        <w:t>-H</w:t>
       </w:r>
       <w:r>
         <w:rPr>
@@ -1962,15 +1734,7 @@
           <w:sz w:val="16"/>
           <w:szCs w:val="16"/>
         </w:rPr>
-        <w:t>position</w:t>
-      </w:r>
-      <w:proofErr w:type="gramEnd"/>
-      <w:r>
-        <w:rPr>
-          <w:sz w:val="16"/>
-          <w:szCs w:val="16"/>
-        </w:rPr>
-        <w:t xml:space="preserve"> 119 in alignment</w:t>
+        <w:t>position 119 in alignment</w:t>
       </w:r>
     </w:p>
     <w:tbl>
@@ -2023,19 +1787,8 @@
                 <w:sz w:val="16"/>
                 <w:szCs w:val="16"/>
               </w:rPr>
-              <w:t xml:space="preserve">Nycticebus </w:t>
+              <w:t>Nycticebus coucang</w:t>
             </w:r>
-            <w:proofErr w:type="spellStart"/>
-            <w:r>
-              <w:rPr>
-                <w:rFonts w:asciiTheme="minorHAnsi" w:hAnsiTheme="minorHAnsi"/>
-                <w:color w:val="000000"/>
-                <w:sz w:val="16"/>
-                <w:szCs w:val="16"/>
-              </w:rPr>
-              <w:t>coucang</w:t>
-            </w:r>
-            <w:proofErr w:type="spellEnd"/>
           </w:p>
         </w:tc>
       </w:tr>
@@ -2070,7 +1823,6 @@
                 <w:szCs w:val="16"/>
               </w:rPr>
             </w:pPr>
-            <w:proofErr w:type="spellStart"/>
             <w:r>
               <w:rPr>
                 <w:rFonts w:asciiTheme="minorHAnsi" w:hAnsiTheme="minorHAnsi"/>
@@ -2078,29 +1830,8 @@
                 <w:sz w:val="16"/>
                 <w:szCs w:val="16"/>
               </w:rPr>
-              <w:t>Otolemur</w:t>
+              <w:t>Otolemur garnettii</w:t>
             </w:r>
-            <w:proofErr w:type="spellEnd"/>
-            <w:r>
-              <w:rPr>
-                <w:rFonts w:asciiTheme="minorHAnsi" w:hAnsiTheme="minorHAnsi"/>
-                <w:color w:val="000000"/>
-                <w:sz w:val="16"/>
-                <w:szCs w:val="16"/>
-              </w:rPr>
-              <w:t xml:space="preserve"> </w:t>
-            </w:r>
-            <w:proofErr w:type="spellStart"/>
-            <w:r>
-              <w:rPr>
-                <w:rFonts w:asciiTheme="minorHAnsi" w:hAnsiTheme="minorHAnsi"/>
-                <w:color w:val="000000"/>
-                <w:sz w:val="16"/>
-                <w:szCs w:val="16"/>
-              </w:rPr>
-              <w:t>garnettii</w:t>
-            </w:r>
-            <w:proofErr w:type="spellEnd"/>
           </w:p>
         </w:tc>
       </w:tr>
@@ -2130,398 +1861,45 @@
           <w:sz w:val="16"/>
           <w:szCs w:val="16"/>
         </w:rPr>
-        <w:t>N</w:t>
-      </w:r>
-      <w:proofErr w:type="gramStart"/>
-      <w:r>
-        <w:rPr>
-          <w:rFonts w:asciiTheme="minorHAnsi" w:hAnsiTheme="minorHAnsi"/>
+        <w:t>N10,</w:t>
+      </w:r>
+      <w:r>
+        <w:rPr>
+          <w:rFonts w:asciiTheme="minorHAnsi" w:hAnsiTheme="minorHAnsi"/>
+          <w:sz w:val="16"/>
+          <w:szCs w:val="16"/>
+        </w:rPr>
+        <w:t>119,-23.5935,-7.36156e-08,-24.8766,-27.7919,-22.8853,-19.1931,-25.8309,-20.9402,-18.6702,-26.8513,-24.6838,-16.6345,-25.5942,-31.4989,-23.274,-22.0494,-23.5671,-22.9601,-27.5683,-27.399</w:t>
+      </w:r>
+    </w:p>
+    <w:p>
+      <w:pPr>
+        <w:rPr>
+          <w:rFonts w:asciiTheme="minorHAnsi" w:hAnsiTheme="minorHAnsi"/>
+          <w:sz w:val="16"/>
+          <w:szCs w:val="16"/>
+        </w:rPr>
+      </w:pPr>
+    </w:p>
+    <w:p>
+      <w:pPr>
+        <w:pStyle w:val="NoSpacing"/>
+        <w:rPr>
           <w:b/>
           <w:bCs/>
           <w:sz w:val="16"/>
           <w:szCs w:val="16"/>
         </w:rPr>
-        <w:t>10,</w:t>
-      </w:r>
-      <w:r>
-        <w:rPr>
-          <w:rFonts w:asciiTheme="minorHAnsi" w:hAnsiTheme="minorHAnsi"/>
-          <w:sz w:val="16"/>
-          <w:szCs w:val="16"/>
-        </w:rPr>
-        <w:t>119,-</w:t>
-      </w:r>
-      <w:proofErr w:type="gramEnd"/>
-      <w:r>
-        <w:rPr>
-          <w:rFonts w:asciiTheme="minorHAnsi" w:hAnsiTheme="minorHAnsi"/>
-          <w:sz w:val="16"/>
-          <w:szCs w:val="16"/>
-        </w:rPr>
-        <w:t>23.</w:t>
-      </w:r>
-      <w:proofErr w:type="gramStart"/>
-      <w:r>
-        <w:rPr>
-          <w:rFonts w:asciiTheme="minorHAnsi" w:hAnsiTheme="minorHAnsi"/>
-          <w:sz w:val="16"/>
-          <w:szCs w:val="16"/>
-        </w:rPr>
-        <w:t>5935,-</w:t>
-      </w:r>
-      <w:proofErr w:type="gramEnd"/>
-      <w:r>
-        <w:rPr>
-          <w:rFonts w:asciiTheme="minorHAnsi" w:hAnsiTheme="minorHAnsi"/>
-          <w:sz w:val="16"/>
-          <w:szCs w:val="16"/>
-        </w:rPr>
-        <w:t>7.36156e-</w:t>
-      </w:r>
-      <w:proofErr w:type="gramStart"/>
-      <w:r>
-        <w:rPr>
-          <w:rFonts w:asciiTheme="minorHAnsi" w:hAnsiTheme="minorHAnsi"/>
-          <w:sz w:val="16"/>
-          <w:szCs w:val="16"/>
-        </w:rPr>
-        <w:t>08,-</w:t>
-      </w:r>
-      <w:proofErr w:type="gramEnd"/>
-      <w:r>
-        <w:rPr>
-          <w:rFonts w:asciiTheme="minorHAnsi" w:hAnsiTheme="minorHAnsi"/>
-          <w:sz w:val="16"/>
-          <w:szCs w:val="16"/>
-        </w:rPr>
-        <w:t>24.</w:t>
-      </w:r>
-      <w:proofErr w:type="gramStart"/>
-      <w:r>
-        <w:rPr>
-          <w:rFonts w:asciiTheme="minorHAnsi" w:hAnsiTheme="minorHAnsi"/>
-          <w:sz w:val="16"/>
-          <w:szCs w:val="16"/>
-        </w:rPr>
-        <w:t>8766,-</w:t>
-      </w:r>
-      <w:proofErr w:type="gramEnd"/>
-      <w:r>
-        <w:rPr>
-          <w:rFonts w:asciiTheme="minorHAnsi" w:hAnsiTheme="minorHAnsi"/>
-          <w:sz w:val="16"/>
-          <w:szCs w:val="16"/>
-        </w:rPr>
-        <w:t>27.</w:t>
-      </w:r>
-      <w:proofErr w:type="gramStart"/>
-      <w:r>
-        <w:rPr>
-          <w:rFonts w:asciiTheme="minorHAnsi" w:hAnsiTheme="minorHAnsi"/>
-          <w:sz w:val="16"/>
-          <w:szCs w:val="16"/>
-        </w:rPr>
-        <w:t>7919,-</w:t>
-      </w:r>
-      <w:proofErr w:type="gramEnd"/>
-      <w:r>
-        <w:rPr>
-          <w:rFonts w:asciiTheme="minorHAnsi" w:hAnsiTheme="minorHAnsi"/>
-          <w:sz w:val="16"/>
-          <w:szCs w:val="16"/>
-        </w:rPr>
-        <w:t>22.</w:t>
-      </w:r>
-      <w:proofErr w:type="gramStart"/>
-      <w:r>
-        <w:rPr>
-          <w:rFonts w:asciiTheme="minorHAnsi" w:hAnsiTheme="minorHAnsi"/>
-          <w:sz w:val="16"/>
-          <w:szCs w:val="16"/>
-        </w:rPr>
-        <w:t>8853,-</w:t>
-      </w:r>
-      <w:proofErr w:type="gramEnd"/>
-      <w:r>
-        <w:rPr>
-          <w:rFonts w:asciiTheme="minorHAnsi" w:hAnsiTheme="minorHAnsi"/>
-          <w:sz w:val="16"/>
-          <w:szCs w:val="16"/>
-        </w:rPr>
-        <w:t>19.</w:t>
-      </w:r>
-      <w:proofErr w:type="gramStart"/>
-      <w:r>
-        <w:rPr>
-          <w:rFonts w:asciiTheme="minorHAnsi" w:hAnsiTheme="minorHAnsi"/>
-          <w:sz w:val="16"/>
-          <w:szCs w:val="16"/>
-        </w:rPr>
-        <w:t>1931,-</w:t>
-      </w:r>
-      <w:proofErr w:type="gramEnd"/>
-      <w:r>
-        <w:rPr>
-          <w:rFonts w:asciiTheme="minorHAnsi" w:hAnsiTheme="minorHAnsi"/>
-          <w:sz w:val="16"/>
-          <w:szCs w:val="16"/>
-        </w:rPr>
-        <w:t>25.</w:t>
-      </w:r>
-      <w:proofErr w:type="gramStart"/>
-      <w:r>
-        <w:rPr>
-          <w:rFonts w:asciiTheme="minorHAnsi" w:hAnsiTheme="minorHAnsi"/>
-          <w:sz w:val="16"/>
-          <w:szCs w:val="16"/>
-        </w:rPr>
-        <w:t>8309,-</w:t>
-      </w:r>
-      <w:proofErr w:type="gramEnd"/>
-      <w:r>
-        <w:rPr>
-          <w:rFonts w:asciiTheme="minorHAnsi" w:hAnsiTheme="minorHAnsi"/>
-          <w:sz w:val="16"/>
-          <w:szCs w:val="16"/>
-        </w:rPr>
-        <w:t>20.</w:t>
-      </w:r>
-      <w:proofErr w:type="gramStart"/>
-      <w:r>
-        <w:rPr>
-          <w:rFonts w:asciiTheme="minorHAnsi" w:hAnsiTheme="minorHAnsi"/>
-          <w:sz w:val="16"/>
-          <w:szCs w:val="16"/>
-        </w:rPr>
-        <w:t>9402,-</w:t>
-      </w:r>
-      <w:proofErr w:type="gramEnd"/>
-      <w:r>
-        <w:rPr>
-          <w:rFonts w:asciiTheme="minorHAnsi" w:hAnsiTheme="minorHAnsi"/>
-          <w:sz w:val="16"/>
-          <w:szCs w:val="16"/>
-        </w:rPr>
-        <w:t>18.</w:t>
-      </w:r>
-      <w:proofErr w:type="gramStart"/>
-      <w:r>
-        <w:rPr>
-          <w:rFonts w:asciiTheme="minorHAnsi" w:hAnsiTheme="minorHAnsi"/>
-          <w:sz w:val="16"/>
-          <w:szCs w:val="16"/>
-        </w:rPr>
-        <w:t>6702,-</w:t>
-      </w:r>
-      <w:proofErr w:type="gramEnd"/>
-      <w:r>
-        <w:rPr>
-          <w:rFonts w:asciiTheme="minorHAnsi" w:hAnsiTheme="minorHAnsi"/>
-          <w:sz w:val="16"/>
-          <w:szCs w:val="16"/>
-        </w:rPr>
-        <w:t>26.</w:t>
-      </w:r>
-      <w:proofErr w:type="gramStart"/>
-      <w:r>
-        <w:rPr>
-          <w:rFonts w:asciiTheme="minorHAnsi" w:hAnsiTheme="minorHAnsi"/>
-          <w:sz w:val="16"/>
-          <w:szCs w:val="16"/>
-        </w:rPr>
-        <w:t>8513,-</w:t>
-      </w:r>
-      <w:proofErr w:type="gramEnd"/>
-      <w:r>
-        <w:rPr>
-          <w:rFonts w:asciiTheme="minorHAnsi" w:hAnsiTheme="minorHAnsi"/>
-          <w:sz w:val="16"/>
-          <w:szCs w:val="16"/>
-        </w:rPr>
-        <w:t>24.</w:t>
-      </w:r>
-      <w:proofErr w:type="gramStart"/>
-      <w:r>
-        <w:rPr>
-          <w:rFonts w:asciiTheme="minorHAnsi" w:hAnsiTheme="minorHAnsi"/>
-          <w:sz w:val="16"/>
-          <w:szCs w:val="16"/>
-        </w:rPr>
-        <w:t>6838,-</w:t>
-      </w:r>
-      <w:proofErr w:type="gramEnd"/>
-      <w:r>
-        <w:rPr>
-          <w:rFonts w:asciiTheme="minorHAnsi" w:hAnsiTheme="minorHAnsi"/>
-          <w:sz w:val="16"/>
-          <w:szCs w:val="16"/>
-        </w:rPr>
-        <w:t>16.</w:t>
-      </w:r>
-      <w:proofErr w:type="gramStart"/>
-      <w:r>
-        <w:rPr>
-          <w:rFonts w:asciiTheme="minorHAnsi" w:hAnsiTheme="minorHAnsi"/>
-          <w:sz w:val="16"/>
-          <w:szCs w:val="16"/>
-        </w:rPr>
-        <w:t>6345,-</w:t>
-      </w:r>
-      <w:proofErr w:type="gramEnd"/>
-      <w:r>
-        <w:rPr>
-          <w:rFonts w:asciiTheme="minorHAnsi" w:hAnsiTheme="minorHAnsi"/>
-          <w:sz w:val="16"/>
-          <w:szCs w:val="16"/>
-        </w:rPr>
-        <w:t>25.</w:t>
-      </w:r>
-      <w:proofErr w:type="gramStart"/>
-      <w:r>
-        <w:rPr>
-          <w:rFonts w:asciiTheme="minorHAnsi" w:hAnsiTheme="minorHAnsi"/>
-          <w:sz w:val="16"/>
-          <w:szCs w:val="16"/>
-        </w:rPr>
-        <w:t>5942,-</w:t>
-      </w:r>
-      <w:proofErr w:type="gramEnd"/>
-      <w:r>
-        <w:rPr>
-          <w:rFonts w:asciiTheme="minorHAnsi" w:hAnsiTheme="minorHAnsi"/>
-          <w:sz w:val="16"/>
-          <w:szCs w:val="16"/>
-        </w:rPr>
-        <w:t>31.</w:t>
-      </w:r>
-      <w:proofErr w:type="gramStart"/>
-      <w:r>
-        <w:rPr>
-          <w:rFonts w:asciiTheme="minorHAnsi" w:hAnsiTheme="minorHAnsi"/>
-          <w:sz w:val="16"/>
-          <w:szCs w:val="16"/>
-        </w:rPr>
-        <w:t>4989,-</w:t>
-      </w:r>
-      <w:proofErr w:type="gramEnd"/>
-      <w:r>
-        <w:rPr>
-          <w:rFonts w:asciiTheme="minorHAnsi" w:hAnsiTheme="minorHAnsi"/>
-          <w:sz w:val="16"/>
-          <w:szCs w:val="16"/>
-        </w:rPr>
-        <w:t>23.</w:t>
-      </w:r>
-      <w:proofErr w:type="gramStart"/>
-      <w:r>
-        <w:rPr>
-          <w:rFonts w:asciiTheme="minorHAnsi" w:hAnsiTheme="minorHAnsi"/>
-          <w:sz w:val="16"/>
-          <w:szCs w:val="16"/>
-        </w:rPr>
-        <w:t>274,-</w:t>
-      </w:r>
-      <w:proofErr w:type="gramEnd"/>
-      <w:r>
-        <w:rPr>
-          <w:rFonts w:asciiTheme="minorHAnsi" w:hAnsiTheme="minorHAnsi"/>
-          <w:sz w:val="16"/>
-          <w:szCs w:val="16"/>
-        </w:rPr>
-        <w:t>22.</w:t>
-      </w:r>
-      <w:proofErr w:type="gramStart"/>
-      <w:r>
-        <w:rPr>
-          <w:rFonts w:asciiTheme="minorHAnsi" w:hAnsiTheme="minorHAnsi"/>
-          <w:sz w:val="16"/>
-          <w:szCs w:val="16"/>
-        </w:rPr>
-        <w:t>0494,-</w:t>
-      </w:r>
-      <w:proofErr w:type="gramEnd"/>
-      <w:r>
-        <w:rPr>
-          <w:rFonts w:asciiTheme="minorHAnsi" w:hAnsiTheme="minorHAnsi"/>
-          <w:sz w:val="16"/>
-          <w:szCs w:val="16"/>
-        </w:rPr>
-        <w:t>23.</w:t>
-      </w:r>
-      <w:proofErr w:type="gramStart"/>
-      <w:r>
-        <w:rPr>
-          <w:rFonts w:asciiTheme="minorHAnsi" w:hAnsiTheme="minorHAnsi"/>
-          <w:sz w:val="16"/>
-          <w:szCs w:val="16"/>
-        </w:rPr>
-        <w:t>5671,-</w:t>
-      </w:r>
-      <w:proofErr w:type="gramEnd"/>
-      <w:r>
-        <w:rPr>
-          <w:rFonts w:asciiTheme="minorHAnsi" w:hAnsiTheme="minorHAnsi"/>
-          <w:sz w:val="16"/>
-          <w:szCs w:val="16"/>
-        </w:rPr>
-        <w:t>22.</w:t>
-      </w:r>
-      <w:proofErr w:type="gramStart"/>
-      <w:r>
-        <w:rPr>
-          <w:rFonts w:asciiTheme="minorHAnsi" w:hAnsiTheme="minorHAnsi"/>
-          <w:sz w:val="16"/>
-          <w:szCs w:val="16"/>
-        </w:rPr>
-        <w:t>9601,-</w:t>
-      </w:r>
-      <w:proofErr w:type="gramEnd"/>
-      <w:r>
-        <w:rPr>
-          <w:rFonts w:asciiTheme="minorHAnsi" w:hAnsiTheme="minorHAnsi"/>
-          <w:sz w:val="16"/>
-          <w:szCs w:val="16"/>
-        </w:rPr>
-        <w:t>27.</w:t>
-      </w:r>
-      <w:proofErr w:type="gramStart"/>
-      <w:r>
-        <w:rPr>
-          <w:rFonts w:asciiTheme="minorHAnsi" w:hAnsiTheme="minorHAnsi"/>
-          <w:sz w:val="16"/>
-          <w:szCs w:val="16"/>
-        </w:rPr>
-        <w:t>5683,-</w:t>
-      </w:r>
-      <w:proofErr w:type="gramEnd"/>
-      <w:r>
-        <w:rPr>
-          <w:rFonts w:asciiTheme="minorHAnsi" w:hAnsiTheme="minorHAnsi"/>
-          <w:sz w:val="16"/>
-          <w:szCs w:val="16"/>
-        </w:rPr>
-        <w:t>27.399</w:t>
-      </w:r>
-    </w:p>
-    <w:p>
-      <w:pPr>
-        <w:rPr>
-          <w:rFonts w:asciiTheme="minorHAnsi" w:hAnsiTheme="minorHAnsi"/>
-          <w:sz w:val="16"/>
-          <w:szCs w:val="16"/>
-        </w:rPr>
-      </w:pPr>
-    </w:p>
-    <w:p>
-      <w:pPr>
-        <w:pStyle w:val="NoSpacing"/>
+      </w:pPr>
+      <w:r>
         <w:rPr>
           <w:b/>
           <w:bCs/>
           <w:sz w:val="16"/>
           <w:szCs w:val="16"/>
         </w:rPr>
-      </w:pPr>
+        <w:t>marginal probabilities at position: 11</w:t>
+      </w:r>
       <w:r>
         <w:rPr>
           <w:b/>
@@ -2529,15 +1907,6 @@
           <w:sz w:val="16"/>
           <w:szCs w:val="16"/>
         </w:rPr>
-        <w:t>marginal probabilities at position: 11</w:t>
-      </w:r>
-      <w:r>
-        <w:rPr>
-          <w:b/>
-          <w:bCs/>
-          <w:sz w:val="16"/>
-          <w:szCs w:val="16"/>
-        </w:rPr>
         <w:t>9</w:t>
       </w:r>
     </w:p>
@@ -2572,96 +1941,24 @@
           <w:sz w:val="16"/>
           <w:szCs w:val="16"/>
         </w:rPr>
-        <w:t xml:space="preserve">of node: </w:t>
-      </w:r>
-      <w:proofErr w:type="spellStart"/>
-      <w:r>
-        <w:rPr>
-          <w:rFonts w:asciiTheme="minorHAnsi" w:hAnsiTheme="minorHAnsi"/>
-          <w:sz w:val="16"/>
-          <w:szCs w:val="16"/>
-        </w:rPr>
-        <w:t>Piliocolobus</w:t>
-      </w:r>
-      <w:proofErr w:type="spellEnd"/>
-      <w:r>
-        <w:rPr>
-          <w:rFonts w:asciiTheme="minorHAnsi" w:hAnsiTheme="minorHAnsi"/>
-          <w:sz w:val="16"/>
-          <w:szCs w:val="16"/>
-        </w:rPr>
-        <w:t xml:space="preserve"> </w:t>
-      </w:r>
-      <w:proofErr w:type="spellStart"/>
-      <w:r>
-        <w:rPr>
-          <w:rFonts w:asciiTheme="minorHAnsi" w:hAnsiTheme="minorHAnsi"/>
-          <w:sz w:val="16"/>
-          <w:szCs w:val="16"/>
-        </w:rPr>
-        <w:t>tephrosceles</w:t>
-      </w:r>
-      <w:proofErr w:type="spellEnd"/>
-      <w:r>
-        <w:rPr>
-          <w:rFonts w:asciiTheme="minorHAnsi" w:hAnsiTheme="minorHAnsi"/>
-          <w:sz w:val="16"/>
-          <w:szCs w:val="16"/>
-        </w:rPr>
-        <w:t xml:space="preserve">: p(R)=1 </w:t>
-      </w:r>
-    </w:p>
-    <w:p>
-      <w:pPr>
-        <w:rPr>
-          <w:rFonts w:asciiTheme="minorHAnsi" w:hAnsiTheme="minorHAnsi"/>
-          <w:sz w:val="16"/>
-          <w:szCs w:val="16"/>
-        </w:rPr>
-      </w:pPr>
-      <w:r>
-        <w:rPr>
-          <w:rFonts w:asciiTheme="minorHAnsi" w:hAnsiTheme="minorHAnsi"/>
-          <w:sz w:val="16"/>
-          <w:szCs w:val="16"/>
-        </w:rPr>
-        <w:t xml:space="preserve">of node: </w:t>
-      </w:r>
-      <w:proofErr w:type="spellStart"/>
-      <w:r>
-        <w:rPr>
-          <w:rFonts w:asciiTheme="minorHAnsi" w:hAnsiTheme="minorHAnsi"/>
-          <w:sz w:val="16"/>
-          <w:szCs w:val="16"/>
-        </w:rPr>
-        <w:t>Rhinopithecus</w:t>
-      </w:r>
-      <w:proofErr w:type="spellEnd"/>
-      <w:r>
-        <w:rPr>
-          <w:rFonts w:asciiTheme="minorHAnsi" w:hAnsiTheme="minorHAnsi"/>
-          <w:sz w:val="16"/>
-          <w:szCs w:val="16"/>
-        </w:rPr>
-        <w:t xml:space="preserve"> </w:t>
-      </w:r>
-      <w:proofErr w:type="spellStart"/>
-      <w:r>
-        <w:rPr>
-          <w:rFonts w:asciiTheme="minorHAnsi" w:hAnsiTheme="minorHAnsi"/>
-          <w:sz w:val="16"/>
-          <w:szCs w:val="16"/>
-        </w:rPr>
-        <w:t>bieti</w:t>
-      </w:r>
-      <w:proofErr w:type="spellEnd"/>
-      <w:r>
-        <w:rPr>
-          <w:rFonts w:asciiTheme="minorHAnsi" w:hAnsiTheme="minorHAnsi"/>
-          <w:sz w:val="16"/>
-          <w:szCs w:val="16"/>
-        </w:rPr>
-        <w:t xml:space="preserve">: p(R)=1 </w:t>
+        <w:t xml:space="preserve">of node: Piliocolobus tephrosceles: p(R)=1 </w:t>
+      </w:r>
+    </w:p>
+    <w:p>
+      <w:pPr>
+        <w:rPr>
+          <w:rFonts w:asciiTheme="minorHAnsi" w:hAnsiTheme="minorHAnsi"/>
+          <w:sz w:val="16"/>
+          <w:szCs w:val="16"/>
+        </w:rPr>
+      </w:pPr>
+      <w:r>
+        <w:rPr>
+          <w:rFonts w:asciiTheme="minorHAnsi" w:hAnsiTheme="minorHAnsi"/>
+          <w:sz w:val="16"/>
+          <w:szCs w:val="16"/>
+        </w:rPr>
+        <w:t xml:space="preserve">of node: Rhinopithecus bieti: p(R)=1 </w:t>
       </w:r>
     </w:p>
     <w:p>
@@ -2673,7 +1970,6 @@
           <w:lang w:val="pt-BR"/>
         </w:rPr>
       </w:pPr>
-      <w:proofErr w:type="spellStart"/>
       <w:r>
         <w:rPr>
           <w:rFonts w:asciiTheme="minorHAnsi" w:hAnsiTheme="minorHAnsi"/>
@@ -2681,29 +1977,28 @@
           <w:szCs w:val="16"/>
           <w:lang w:val="pt-BR"/>
         </w:rPr>
-        <w:t>of</w:t>
-      </w:r>
-      <w:proofErr w:type="spellEnd"/>
-      <w:r>
+        <w:t xml:space="preserve">of node: Rhinopithecus roxellana: p(R)=1 </w:t>
+      </w:r>
+    </w:p>
+    <w:p>
+      <w:pPr>
         <w:rPr>
           <w:rFonts w:asciiTheme="minorHAnsi" w:hAnsiTheme="minorHAnsi"/>
           <w:sz w:val="16"/>
           <w:szCs w:val="16"/>
           <w:lang w:val="pt-BR"/>
         </w:rPr>
-        <w:t xml:space="preserve"> node: </w:t>
-      </w:r>
-      <w:proofErr w:type="spellStart"/>
-      <w:r>
+      </w:pPr>
+    </w:p>
+    <w:p>
+      <w:pPr>
         <w:rPr>
           <w:rFonts w:asciiTheme="minorHAnsi" w:hAnsiTheme="minorHAnsi"/>
           <w:sz w:val="16"/>
           <w:szCs w:val="16"/>
           <w:lang w:val="pt-BR"/>
         </w:rPr>
-        <w:t>Rhinopithecus</w:t>
-      </w:r>
-      <w:proofErr w:type="spellEnd"/>
+      </w:pPr>
       <w:r>
         <w:rPr>
           <w:rFonts w:asciiTheme="minorHAnsi" w:hAnsiTheme="minorHAnsi"/>
@@ -2711,19 +2006,18 @@
           <w:szCs w:val="16"/>
           <w:lang w:val="pt-BR"/>
         </w:rPr>
-        <w:t xml:space="preserve"> </w:t>
-      </w:r>
-      <w:proofErr w:type="spellStart"/>
-      <w:r>
+        <w:t>N10                            MRPLPRSQRRRTQGSRSMRWLPGAGDRSHPAWRSAPSFRSPTASSRPAPPHPAHGLQWAG</w:t>
+      </w:r>
+    </w:p>
+    <w:p>
+      <w:pPr>
         <w:rPr>
           <w:rFonts w:asciiTheme="minorHAnsi" w:hAnsiTheme="minorHAnsi"/>
           <w:sz w:val="16"/>
           <w:szCs w:val="16"/>
           <w:lang w:val="pt-BR"/>
         </w:rPr>
-        <w:t>roxellana</w:t>
-      </w:r>
-      <w:proofErr w:type="spellEnd"/>
+      </w:pPr>
       <w:r>
         <w:rPr>
           <w:rFonts w:asciiTheme="minorHAnsi" w:hAnsiTheme="minorHAnsi"/>
@@ -2731,7 +2025,7 @@
           <w:szCs w:val="16"/>
           <w:lang w:val="pt-BR"/>
         </w:rPr>
-        <w:t xml:space="preserve">: p(R)=1 </w:t>
+        <w:t>N10                              PEESRVRGVCQGRDPCIIVRVAGTGANMAAGFRRCCRAVLRSISRFHWRSQHTKANRQRE</w:t>
       </w:r>
     </w:p>
     <w:p>
@@ -2743,167 +2037,139 @@
           <w:lang w:val="pt-BR"/>
         </w:rPr>
       </w:pPr>
-    </w:p>
-    <w:p>
-      <w:pPr>
+      <w:r>
         <w:rPr>
           <w:rFonts w:asciiTheme="minorHAnsi" w:hAnsiTheme="minorHAnsi"/>
           <w:sz w:val="16"/>
           <w:szCs w:val="16"/>
           <w:lang w:val="pt-BR"/>
         </w:rPr>
-      </w:pPr>
-      <w:r>
+        <w:t>N10                              PGLGFSFEFTEQQKEFQATARKFAREEIIPVAAEYDKTGEYPVPLIRRAWELGLMNTHIP</w:t>
+      </w:r>
+    </w:p>
+    <w:p>
+      <w:pPr>
         <w:rPr>
           <w:rFonts w:asciiTheme="minorHAnsi" w:hAnsiTheme="minorHAnsi"/>
           <w:sz w:val="16"/>
           <w:szCs w:val="16"/>
           <w:lang w:val="pt-BR"/>
         </w:rPr>
-        <w:t>N10                            MRPLPRSQRRRTQGSRSMRWLPGAGDRSHPAWRSAPSFRSPTASSRPAPPHPAHGLQWAG</w:t>
-      </w:r>
-    </w:p>
-    <w:p>
-      <w:pPr>
+      </w:pPr>
+      <w:r>
         <w:rPr>
           <w:rFonts w:asciiTheme="minorHAnsi" w:hAnsiTheme="minorHAnsi"/>
           <w:sz w:val="16"/>
           <w:szCs w:val="16"/>
           <w:lang w:val="pt-BR"/>
         </w:rPr>
-      </w:pPr>
-      <w:r>
+        <w:t>N10                              ENCGGLGLGTFDACLITEELAYGCTGVQTAIEGNSLGQMPIIIAGNDQQKKKYLGRMTEE</w:t>
+      </w:r>
+    </w:p>
+    <w:p>
+      <w:pPr>
         <w:rPr>
           <w:rFonts w:asciiTheme="minorHAnsi" w:hAnsiTheme="minorHAnsi"/>
           <w:sz w:val="16"/>
           <w:szCs w:val="16"/>
           <w:lang w:val="pt-BR"/>
         </w:rPr>
-        <w:t>N10                              PEESRVRGVCQGRDPCIIVRVAGTGANMAAGFRRCCRAVLRSISRFHWRSQHTKANRQRE</w:t>
-      </w:r>
-    </w:p>
-    <w:p>
-      <w:pPr>
+      </w:pPr>
+      <w:r>
         <w:rPr>
           <w:rFonts w:asciiTheme="minorHAnsi" w:hAnsiTheme="minorHAnsi"/>
           <w:sz w:val="16"/>
           <w:szCs w:val="16"/>
           <w:lang w:val="pt-BR"/>
         </w:rPr>
-      </w:pPr>
-      <w:r>
+        <w:t>N10                              PLMCAYCVTEPGAGSDVAGIKTKAEKKGDEYIINGQKMWITNGGKANWYFLLARSDPDPK</w:t>
+      </w:r>
+    </w:p>
+    <w:p>
+      <w:pPr>
         <w:rPr>
           <w:rFonts w:asciiTheme="minorHAnsi" w:hAnsiTheme="minorHAnsi"/>
           <w:sz w:val="16"/>
           <w:szCs w:val="16"/>
           <w:lang w:val="pt-BR"/>
         </w:rPr>
-        <w:t>N10                              PGLGFSFEFTEQQKEFQATARKFAREEIIPVAAEYDKTGEYPVPLIRRAWELGLMNTHIP</w:t>
-      </w:r>
-    </w:p>
-    <w:p>
-      <w:pPr>
+      </w:pPr>
+      <w:r>
         <w:rPr>
           <w:rFonts w:asciiTheme="minorHAnsi" w:hAnsiTheme="minorHAnsi"/>
           <w:sz w:val="16"/>
           <w:szCs w:val="16"/>
           <w:lang w:val="pt-BR"/>
         </w:rPr>
-      </w:pPr>
-      <w:r>
+        <w:t>N10                              APANKAFTGFIVEADTPGIQIGRKELNMGQRCSDTRGIVFEDVKVPKENVLIGDGAGFKI</w:t>
+      </w:r>
+    </w:p>
+    <w:p>
+      <w:pPr>
         <w:rPr>
           <w:rFonts w:asciiTheme="minorHAnsi" w:hAnsiTheme="minorHAnsi"/>
           <w:sz w:val="16"/>
           <w:szCs w:val="16"/>
           <w:lang w:val="pt-BR"/>
         </w:rPr>
-        <w:t>N10                              ENCGGLGLGTFDACLITEELAYGCTGVQTAIEGNSLGQMPIIIAGNDQQKKKYLGRMTEE</w:t>
-      </w:r>
-    </w:p>
-    <w:p>
-      <w:pPr>
+      </w:pPr>
+      <w:r>
         <w:rPr>
           <w:rFonts w:asciiTheme="minorHAnsi" w:hAnsiTheme="minorHAnsi"/>
           <w:sz w:val="16"/>
           <w:szCs w:val="16"/>
           <w:lang w:val="pt-BR"/>
         </w:rPr>
-      </w:pPr>
-      <w:r>
+        <w:t>N10                              AMGAFDKTRPAVAAGAVGLAQRALDEATKYALERKTFGKLLVEHQAISFMLAEMAMKVEL</w:t>
+      </w:r>
+    </w:p>
+    <w:p>
+      <w:pPr>
         <w:rPr>
           <w:rFonts w:asciiTheme="minorHAnsi" w:hAnsiTheme="minorHAnsi"/>
           <w:sz w:val="16"/>
           <w:szCs w:val="16"/>
           <w:lang w:val="pt-BR"/>
         </w:rPr>
-        <w:t>N10                              PLMCAYCVTEPGAGSDVAGIKTKAEKKGDEYIINGQKMWITNGGKANWYFLLARSDPDPK</w:t>
-      </w:r>
-    </w:p>
-    <w:p>
-      <w:pPr>
+      </w:pPr>
+      <w:r>
         <w:rPr>
           <w:rFonts w:asciiTheme="minorHAnsi" w:hAnsiTheme="minorHAnsi"/>
           <w:sz w:val="16"/>
           <w:szCs w:val="16"/>
           <w:lang w:val="pt-BR"/>
         </w:rPr>
-      </w:pPr>
-      <w:r>
+        <w:t>N10                              ARMSYQRAAWEVDSGRRNTYYASIAKAFAGDIANQLATDAVQIFGGNGFNTEYPVEKLMR</w:t>
+      </w:r>
+    </w:p>
+    <w:p>
+      <w:pPr>
         <w:rPr>
           <w:rFonts w:asciiTheme="minorHAnsi" w:hAnsiTheme="minorHAnsi"/>
           <w:sz w:val="16"/>
           <w:szCs w:val="16"/>
           <w:lang w:val="pt-BR"/>
         </w:rPr>
-        <w:t>N10                              APANKAFTGFIVEADTPGIQIGRKELNMGQRCSDTRGIVFEDVKVPKENVLIGDGAGFKI</w:t>
-      </w:r>
-    </w:p>
-    <w:p>
-      <w:pPr>
+      </w:pPr>
+      <w:r>
         <w:rPr>
           <w:rFonts w:asciiTheme="minorHAnsi" w:hAnsiTheme="minorHAnsi"/>
           <w:sz w:val="16"/>
           <w:szCs w:val="16"/>
           <w:lang w:val="pt-BR"/>
         </w:rPr>
-      </w:pPr>
-      <w:r>
+        <w:t>N10                              DAKIYQIYEGTSQIQRLIIAREHIGKSYKNDRVNF</w:t>
+      </w:r>
+    </w:p>
+    <w:p>
+      <w:pPr>
+        <w:spacing w:after="160" w:line="278" w:lineRule="auto"/>
         <w:rPr>
           <w:rFonts w:asciiTheme="minorHAnsi" w:hAnsiTheme="minorHAnsi"/>
           <w:sz w:val="16"/>
           <w:szCs w:val="16"/>
           <w:lang w:val="pt-BR"/>
         </w:rPr>
-        <w:t>N10                              AMGAFDKTRPAVAAGAVGLAQRALDEATKYALERKTFGKLLVEHQAISFMLAEMAMKVEL</w:t>
-      </w:r>
-    </w:p>
-    <w:p>
-      <w:pPr>
-        <w:rPr>
-          <w:rFonts w:asciiTheme="minorHAnsi" w:hAnsiTheme="minorHAnsi"/>
-          <w:sz w:val="16"/>
-          <w:szCs w:val="16"/>
-          <w:lang w:val="pt-BR"/>
-        </w:rPr>
-      </w:pPr>
-      <w:r>
-        <w:rPr>
-          <w:rFonts w:asciiTheme="minorHAnsi" w:hAnsiTheme="minorHAnsi"/>
-          <w:sz w:val="16"/>
-          <w:szCs w:val="16"/>
-          <w:lang w:val="pt-BR"/>
-        </w:rPr>
-        <w:t>N10                              ARMSYQRAAWEVDSGRRNTYYASIAKAFAGDIANQLATDAVQIFGGNGFNTEYPVEKLMR</w:t>
-      </w:r>
-    </w:p>
-    <w:p>
-      <w:pPr>
-        <w:rPr>
-          <w:rFonts w:asciiTheme="minorHAnsi" w:hAnsiTheme="minorHAnsi"/>
-          <w:sz w:val="16"/>
-          <w:szCs w:val="16"/>
-          <w:lang w:val="pt-BR"/>
-        </w:rPr>
       </w:pPr>
       <w:r>
         <w:rPr>
@@ -2913,29 +2179,29 @@
           <w:szCs w:val="16"/>
         </w:rPr>
         <w:drawing>
-          <wp:anchor distT="0" distB="0" distL="114300" distR="114300" simplePos="0" relativeHeight="251658241" behindDoc="1" locked="0" layoutInCell="1" allowOverlap="1" wp14:anchorId="38DF4519" wp14:editId="7C2CE9EC">
+          <wp:anchor distT="0" distB="0" distL="114300" distR="114300" simplePos="0" relativeHeight="251658241" behindDoc="1" locked="0" layoutInCell="1" allowOverlap="1" wp14:anchorId="38DF4519" wp14:editId="707D99AA">
             <wp:simplePos x="0" y="0"/>
             <wp:positionH relativeFrom="column">
-              <wp:posOffset>750840</wp:posOffset>
+              <wp:posOffset>750570</wp:posOffset>
             </wp:positionH>
             <wp:positionV relativeFrom="paragraph">
-              <wp:posOffset>427719</wp:posOffset>
+              <wp:posOffset>301625</wp:posOffset>
             </wp:positionV>
-            <wp:extent cx="3660140" cy="3067685"/>
-            <wp:effectExtent l="0" t="0" r="0" b="5715"/>
+            <wp:extent cx="4544695" cy="3808730"/>
+            <wp:effectExtent l="0" t="0" r="8255" b="1270"/>
             <wp:wrapTight wrapText="bothSides">
               <wp:wrapPolygon edited="0">
                 <wp:start x="0" y="0"/>
-                <wp:lineTo x="0" y="21551"/>
-                <wp:lineTo x="21510" y="21551"/>
-                <wp:lineTo x="21510" y="0"/>
+                <wp:lineTo x="0" y="21499"/>
+                <wp:lineTo x="21549" y="21499"/>
+                <wp:lineTo x="21549" y="0"/>
                 <wp:lineTo x="0" y="0"/>
               </wp:wrapPolygon>
             </wp:wrapTight>
             <wp:docPr id="721592487" name="Picture 1">
               <a:extLst xmlns:a="http://schemas.openxmlformats.org/drawingml/2006/main">
                 <a:ext uri="{FF2B5EF4-FFF2-40B4-BE49-F238E27FC236}">
-                  <a16:creationId xmlns:a16="http://schemas.microsoft.com/office/drawing/2014/main" id="{5734961E-9CD0-4AD1-B35E-426D1A6FBC36}"/>
+                  <a16:creationId xmlns:a16="http://schemas.microsoft.com/office/drawing/2014/main" id="{D5DD3321-DCB1-458A-B507-FF82CB1D772F}"/>
                 </a:ext>
               </a:extLst>
             </wp:docPr>
@@ -2950,7 +2216,7 @@
                     <pic:cNvPicPr/>
                   </pic:nvPicPr>
                   <pic:blipFill>
-                    <a:blip r:embed="rId7" cstate="print">
+                    <a:blip r:embed="rId5" cstate="print">
                       <a:extLst>
                         <a:ext uri="{28A0092B-C50C-407E-A947-70E740481C1C}">
                           <a14:useLocalDpi xmlns:a14="http://schemas.microsoft.com/office/drawing/2010/main" val="0"/>
@@ -2964,7 +2230,7 @@
                   <pic:spPr>
                     <a:xfrm>
                       <a:off x="0" y="0"/>
-                      <a:ext cx="3660140" cy="3067685"/>
+                      <a:ext cx="4544695" cy="3808730"/>
                     </a:xfrm>
                     <a:prstGeom prst="rect">
                       <a:avLst/>
@@ -2989,26 +2255,6 @@
           <w:szCs w:val="16"/>
           <w:lang w:val="pt-BR"/>
         </w:rPr>
-        <w:t>N10                              DAKIYQIYEGTSQIQRLIIAREHIGKSYKNDRVNF</w:t>
-      </w:r>
-    </w:p>
-    <w:p>
-      <w:pPr>
-        <w:spacing w:after="160" w:line="278" w:lineRule="auto"/>
-        <w:rPr>
-          <w:rFonts w:asciiTheme="minorHAnsi" w:hAnsiTheme="minorHAnsi"/>
-          <w:sz w:val="16"/>
-          <w:szCs w:val="16"/>
-          <w:lang w:val="pt-BR"/>
-        </w:rPr>
-      </w:pPr>
-      <w:r>
-        <w:rPr>
-          <w:rFonts w:asciiTheme="minorHAnsi" w:hAnsiTheme="minorHAnsi"/>
-          <w:sz w:val="16"/>
-          <w:szCs w:val="16"/>
-          <w:lang w:val="pt-BR"/>
-        </w:rPr>
         <w:br w:type="page"/>
       </w:r>
     </w:p>
@@ -3036,9 +2282,8 @@
           <w:szCs w:val="16"/>
           <w:highlight w:val="yellow"/>
         </w:rPr>
-        <w:t>:</w:t>
-      </w:r>
-      <w:proofErr w:type="gramStart"/>
+        <w:t xml:space="preserve">:103 </w:t>
+      </w:r>
       <w:r>
         <w:rPr>
           <w:rFonts w:asciiTheme="minorHAnsi" w:hAnsiTheme="minorHAnsi"/>
@@ -3046,26 +2291,7 @@
           <w:szCs w:val="16"/>
           <w:highlight w:val="yellow"/>
         </w:rPr>
-        <w:t xml:space="preserve">103 </w:t>
-      </w:r>
-      <w:r>
-        <w:rPr>
-          <w:rFonts w:asciiTheme="minorHAnsi" w:hAnsiTheme="minorHAnsi"/>
-          <w:sz w:val="16"/>
-          <w:szCs w:val="16"/>
-          <w:highlight w:val="yellow"/>
-        </w:rPr>
-        <w:t xml:space="preserve"> F</w:t>
-      </w:r>
-      <w:proofErr w:type="gramEnd"/>
-      <w:r>
-        <w:rPr>
-          <w:rFonts w:asciiTheme="minorHAnsi" w:hAnsiTheme="minorHAnsi"/>
-          <w:sz w:val="16"/>
-          <w:szCs w:val="16"/>
-          <w:highlight w:val="yellow"/>
-        </w:rPr>
-        <w:t>-L</w:t>
+        <w:t xml:space="preserve"> F-L</w:t>
       </w:r>
       <w:r>
         <w:rPr>
@@ -3121,19 +2347,8 @@
                 <w:sz w:val="15"/>
                 <w:szCs w:val="15"/>
               </w:rPr>
-              <w:t xml:space="preserve">Lemur </w:t>
+              <w:t>Lemur catta</w:t>
             </w:r>
-            <w:proofErr w:type="spellStart"/>
-            <w:r>
-              <w:rPr>
-                <w:rFonts w:ascii="Helvetica Neue" w:hAnsi="Helvetica Neue"/>
-                <w:color w:val="000000"/>
-                <w:sz w:val="15"/>
-                <w:szCs w:val="15"/>
-              </w:rPr>
-              <w:t>catta</w:t>
-            </w:r>
-            <w:proofErr w:type="spellEnd"/>
           </w:p>
         </w:tc>
       </w:tr>
@@ -3161,367 +2376,7 @@
           <w:sz w:val="16"/>
           <w:szCs w:val="16"/>
         </w:rPr>
-        <w:t>N</w:t>
-      </w:r>
-      <w:proofErr w:type="gramStart"/>
-      <w:r>
-        <w:rPr>
-          <w:rFonts w:asciiTheme="minorHAnsi" w:hAnsiTheme="minorHAnsi"/>
-          <w:sz w:val="16"/>
-          <w:szCs w:val="16"/>
-        </w:rPr>
-        <w:t>10,191,-</w:t>
-      </w:r>
-      <w:proofErr w:type="gramEnd"/>
-      <w:r>
-        <w:rPr>
-          <w:rFonts w:asciiTheme="minorHAnsi" w:hAnsiTheme="minorHAnsi"/>
-          <w:sz w:val="16"/>
-          <w:szCs w:val="16"/>
-        </w:rPr>
-        <w:t>28.</w:t>
-      </w:r>
-      <w:proofErr w:type="gramStart"/>
-      <w:r>
-        <w:rPr>
-          <w:rFonts w:asciiTheme="minorHAnsi" w:hAnsiTheme="minorHAnsi"/>
-          <w:sz w:val="16"/>
-          <w:szCs w:val="16"/>
-        </w:rPr>
-        <w:t>1363,-</w:t>
-      </w:r>
-      <w:proofErr w:type="gramEnd"/>
-      <w:r>
-        <w:rPr>
-          <w:rFonts w:asciiTheme="minorHAnsi" w:hAnsiTheme="minorHAnsi"/>
-          <w:sz w:val="16"/>
-          <w:szCs w:val="16"/>
-        </w:rPr>
-        <w:t>31.</w:t>
-      </w:r>
-      <w:proofErr w:type="gramStart"/>
-      <w:r>
-        <w:rPr>
-          <w:rFonts w:asciiTheme="minorHAnsi" w:hAnsiTheme="minorHAnsi"/>
-          <w:sz w:val="16"/>
-          <w:szCs w:val="16"/>
-        </w:rPr>
-        <w:t>7811,-</w:t>
-      </w:r>
-      <w:proofErr w:type="gramEnd"/>
-      <w:r>
-        <w:rPr>
-          <w:rFonts w:asciiTheme="minorHAnsi" w:hAnsiTheme="minorHAnsi"/>
-          <w:sz w:val="16"/>
-          <w:szCs w:val="16"/>
-        </w:rPr>
-        <w:t>29.</w:t>
-      </w:r>
-      <w:proofErr w:type="gramStart"/>
-      <w:r>
-        <w:rPr>
-          <w:rFonts w:asciiTheme="minorHAnsi" w:hAnsiTheme="minorHAnsi"/>
-          <w:sz w:val="16"/>
-          <w:szCs w:val="16"/>
-        </w:rPr>
-        <w:t>9038,-</w:t>
-      </w:r>
-      <w:proofErr w:type="gramEnd"/>
-      <w:r>
-        <w:rPr>
-          <w:rFonts w:asciiTheme="minorHAnsi" w:hAnsiTheme="minorHAnsi"/>
-          <w:sz w:val="16"/>
-          <w:szCs w:val="16"/>
-        </w:rPr>
-        <w:t>32.</w:t>
-      </w:r>
-      <w:proofErr w:type="gramStart"/>
-      <w:r>
-        <w:rPr>
-          <w:rFonts w:asciiTheme="minorHAnsi" w:hAnsiTheme="minorHAnsi"/>
-          <w:sz w:val="16"/>
-          <w:szCs w:val="16"/>
-        </w:rPr>
-        <w:t>461,-</w:t>
-      </w:r>
-      <w:proofErr w:type="gramEnd"/>
-      <w:r>
-        <w:rPr>
-          <w:rFonts w:asciiTheme="minorHAnsi" w:hAnsiTheme="minorHAnsi"/>
-          <w:sz w:val="16"/>
-          <w:szCs w:val="16"/>
-        </w:rPr>
-        <w:t>24.</w:t>
-      </w:r>
-      <w:proofErr w:type="gramStart"/>
-      <w:r>
-        <w:rPr>
-          <w:rFonts w:asciiTheme="minorHAnsi" w:hAnsiTheme="minorHAnsi"/>
-          <w:sz w:val="16"/>
-          <w:szCs w:val="16"/>
-        </w:rPr>
-        <w:t>5808,-</w:t>
-      </w:r>
-      <w:proofErr w:type="gramEnd"/>
-      <w:r>
-        <w:rPr>
-          <w:rFonts w:asciiTheme="minorHAnsi" w:hAnsiTheme="minorHAnsi"/>
-          <w:sz w:val="16"/>
-          <w:szCs w:val="16"/>
-        </w:rPr>
-        <w:t>32.</w:t>
-      </w:r>
-      <w:proofErr w:type="gramStart"/>
-      <w:r>
-        <w:rPr>
-          <w:rFonts w:asciiTheme="minorHAnsi" w:hAnsiTheme="minorHAnsi"/>
-          <w:sz w:val="16"/>
-          <w:szCs w:val="16"/>
-        </w:rPr>
-        <w:t>6388,-</w:t>
-      </w:r>
-      <w:proofErr w:type="gramEnd"/>
-      <w:r>
-        <w:rPr>
-          <w:rFonts w:asciiTheme="minorHAnsi" w:hAnsiTheme="minorHAnsi"/>
-          <w:sz w:val="16"/>
-          <w:szCs w:val="16"/>
-        </w:rPr>
-        <w:t>31.</w:t>
-      </w:r>
-      <w:proofErr w:type="gramStart"/>
-      <w:r>
-        <w:rPr>
-          <w:rFonts w:asciiTheme="minorHAnsi" w:hAnsiTheme="minorHAnsi"/>
-          <w:sz w:val="16"/>
-          <w:szCs w:val="16"/>
-        </w:rPr>
-        <w:t>6611,-</w:t>
-      </w:r>
-      <w:proofErr w:type="gramEnd"/>
-      <w:r>
-        <w:rPr>
-          <w:rFonts w:asciiTheme="minorHAnsi" w:hAnsiTheme="minorHAnsi"/>
-          <w:sz w:val="16"/>
-          <w:szCs w:val="16"/>
-        </w:rPr>
-        <w:t>31.</w:t>
-      </w:r>
-      <w:proofErr w:type="gramStart"/>
-      <w:r>
-        <w:rPr>
-          <w:rFonts w:asciiTheme="minorHAnsi" w:hAnsiTheme="minorHAnsi"/>
-          <w:sz w:val="16"/>
-          <w:szCs w:val="16"/>
-        </w:rPr>
-        <w:t>4534,-</w:t>
-      </w:r>
-      <w:proofErr w:type="gramEnd"/>
-      <w:r>
-        <w:rPr>
-          <w:rFonts w:asciiTheme="minorHAnsi" w:hAnsiTheme="minorHAnsi"/>
-          <w:sz w:val="16"/>
-          <w:szCs w:val="16"/>
-        </w:rPr>
-        <w:t>26.</w:t>
-      </w:r>
-      <w:proofErr w:type="gramStart"/>
-      <w:r>
-        <w:rPr>
-          <w:rFonts w:asciiTheme="minorHAnsi" w:hAnsiTheme="minorHAnsi"/>
-          <w:sz w:val="16"/>
-          <w:szCs w:val="16"/>
-        </w:rPr>
-        <w:t>4081,-</w:t>
-      </w:r>
-      <w:proofErr w:type="gramEnd"/>
-      <w:r>
-        <w:rPr>
-          <w:rFonts w:asciiTheme="minorHAnsi" w:hAnsiTheme="minorHAnsi"/>
-          <w:sz w:val="16"/>
-          <w:szCs w:val="16"/>
-        </w:rPr>
-        <w:t>23.</w:t>
-      </w:r>
-      <w:proofErr w:type="gramStart"/>
-      <w:r>
-        <w:rPr>
-          <w:rFonts w:asciiTheme="minorHAnsi" w:hAnsiTheme="minorHAnsi"/>
-          <w:sz w:val="16"/>
-          <w:szCs w:val="16"/>
-        </w:rPr>
-        <w:t>1913,-</w:t>
-      </w:r>
-      <w:proofErr w:type="gramEnd"/>
-      <w:r>
-        <w:rPr>
-          <w:rFonts w:asciiTheme="minorHAnsi" w:hAnsiTheme="minorHAnsi"/>
-          <w:sz w:val="16"/>
-          <w:szCs w:val="16"/>
-        </w:rPr>
-        <w:t>19.</w:t>
-      </w:r>
-      <w:proofErr w:type="gramStart"/>
-      <w:r>
-        <w:rPr>
-          <w:rFonts w:asciiTheme="minorHAnsi" w:hAnsiTheme="minorHAnsi"/>
-          <w:sz w:val="16"/>
-          <w:szCs w:val="16"/>
-        </w:rPr>
-        <w:t>5852,-</w:t>
-      </w:r>
-      <w:proofErr w:type="gramEnd"/>
-      <w:r>
-        <w:rPr>
-          <w:rFonts w:asciiTheme="minorHAnsi" w:hAnsiTheme="minorHAnsi"/>
-          <w:sz w:val="16"/>
-          <w:szCs w:val="16"/>
-        </w:rPr>
-        <w:t>32.</w:t>
-      </w:r>
-      <w:proofErr w:type="gramStart"/>
-      <w:r>
-        <w:rPr>
-          <w:rFonts w:asciiTheme="minorHAnsi" w:hAnsiTheme="minorHAnsi"/>
-          <w:sz w:val="16"/>
-          <w:szCs w:val="16"/>
-        </w:rPr>
-        <w:t>3598,-</w:t>
-      </w:r>
-      <w:proofErr w:type="gramEnd"/>
-      <w:r>
-        <w:rPr>
-          <w:rFonts w:asciiTheme="minorHAnsi" w:hAnsiTheme="minorHAnsi"/>
-          <w:sz w:val="16"/>
-          <w:szCs w:val="16"/>
-        </w:rPr>
-        <w:t>26.</w:t>
-      </w:r>
-      <w:proofErr w:type="gramStart"/>
-      <w:r>
-        <w:rPr>
-          <w:rFonts w:asciiTheme="minorHAnsi" w:hAnsiTheme="minorHAnsi"/>
-          <w:sz w:val="16"/>
-          <w:szCs w:val="16"/>
-        </w:rPr>
-        <w:t>1544,-</w:t>
-      </w:r>
-      <w:proofErr w:type="gramEnd"/>
-      <w:r>
-        <w:rPr>
-          <w:rFonts w:asciiTheme="minorHAnsi" w:hAnsiTheme="minorHAnsi"/>
-          <w:sz w:val="16"/>
-          <w:szCs w:val="16"/>
-        </w:rPr>
-        <w:t>1.44632e-</w:t>
-      </w:r>
-      <w:proofErr w:type="gramStart"/>
-      <w:r>
-        <w:rPr>
-          <w:rFonts w:asciiTheme="minorHAnsi" w:hAnsiTheme="minorHAnsi"/>
-          <w:sz w:val="16"/>
-          <w:szCs w:val="16"/>
-        </w:rPr>
-        <w:t>08,-</w:t>
-      </w:r>
-      <w:proofErr w:type="gramEnd"/>
-      <w:r>
-        <w:rPr>
-          <w:rFonts w:asciiTheme="minorHAnsi" w:hAnsiTheme="minorHAnsi"/>
-          <w:sz w:val="16"/>
-          <w:szCs w:val="16"/>
-        </w:rPr>
-        <w:t>28.</w:t>
-      </w:r>
-      <w:proofErr w:type="gramStart"/>
-      <w:r>
-        <w:rPr>
-          <w:rFonts w:asciiTheme="minorHAnsi" w:hAnsiTheme="minorHAnsi"/>
-          <w:sz w:val="16"/>
-          <w:szCs w:val="16"/>
-        </w:rPr>
-        <w:t>1751,-</w:t>
-      </w:r>
-      <w:proofErr w:type="gramEnd"/>
-      <w:r>
-        <w:rPr>
-          <w:rFonts w:asciiTheme="minorHAnsi" w:hAnsiTheme="minorHAnsi"/>
-          <w:sz w:val="16"/>
-          <w:szCs w:val="16"/>
-        </w:rPr>
-        <w:t>22.</w:t>
-      </w:r>
-      <w:proofErr w:type="gramStart"/>
-      <w:r>
-        <w:rPr>
-          <w:rFonts w:asciiTheme="minorHAnsi" w:hAnsiTheme="minorHAnsi"/>
-          <w:sz w:val="16"/>
-          <w:szCs w:val="16"/>
-        </w:rPr>
-        <w:t>8608,-</w:t>
-      </w:r>
-      <w:proofErr w:type="gramEnd"/>
-      <w:r>
-        <w:rPr>
-          <w:rFonts w:asciiTheme="minorHAnsi" w:hAnsiTheme="minorHAnsi"/>
-          <w:sz w:val="16"/>
-          <w:szCs w:val="16"/>
-        </w:rPr>
-        <w:t>29.</w:t>
-      </w:r>
-      <w:proofErr w:type="gramStart"/>
-      <w:r>
-        <w:rPr>
-          <w:rFonts w:asciiTheme="minorHAnsi" w:hAnsiTheme="minorHAnsi"/>
-          <w:sz w:val="16"/>
-          <w:szCs w:val="16"/>
-        </w:rPr>
-        <w:t>0448,-</w:t>
-      </w:r>
-      <w:proofErr w:type="gramEnd"/>
-      <w:r>
-        <w:rPr>
-          <w:rFonts w:asciiTheme="minorHAnsi" w:hAnsiTheme="minorHAnsi"/>
-          <w:sz w:val="16"/>
-          <w:szCs w:val="16"/>
-        </w:rPr>
-        <w:t>26.</w:t>
-      </w:r>
-      <w:proofErr w:type="gramStart"/>
-      <w:r>
-        <w:rPr>
-          <w:rFonts w:asciiTheme="minorHAnsi" w:hAnsiTheme="minorHAnsi"/>
-          <w:sz w:val="16"/>
-          <w:szCs w:val="16"/>
-        </w:rPr>
-        <w:t>0683,-</w:t>
-      </w:r>
-      <w:proofErr w:type="gramEnd"/>
-      <w:r>
-        <w:rPr>
-          <w:rFonts w:asciiTheme="minorHAnsi" w:hAnsiTheme="minorHAnsi"/>
-          <w:sz w:val="16"/>
-          <w:szCs w:val="16"/>
-        </w:rPr>
-        <w:t>18.</w:t>
-      </w:r>
-      <w:proofErr w:type="gramStart"/>
-      <w:r>
-        <w:rPr>
-          <w:rFonts w:asciiTheme="minorHAnsi" w:hAnsiTheme="minorHAnsi"/>
-          <w:sz w:val="16"/>
-          <w:szCs w:val="16"/>
-        </w:rPr>
-        <w:t>3191,-</w:t>
-      </w:r>
-      <w:proofErr w:type="gramEnd"/>
-      <w:r>
-        <w:rPr>
-          <w:rFonts w:asciiTheme="minorHAnsi" w:hAnsiTheme="minorHAnsi"/>
-          <w:sz w:val="16"/>
-          <w:szCs w:val="16"/>
-        </w:rPr>
-        <w:t>24.0633</w:t>
+        <w:t>N10,191,-28.1363,-31.7811,-29.9038,-32.461,-24.5808,-32.6388,-31.6611,-31.4534,-26.4081,-23.1913,-19.5852,-32.3598,-26.1544,-1.44632e-08,-28.1751,-22.8608,-29.0448,-26.0683,-18.3191,-24.0633</w:t>
       </w:r>
     </w:p>
     <w:p>
@@ -3593,149 +2448,41 @@
           <w:sz w:val="16"/>
           <w:szCs w:val="16"/>
         </w:rPr>
-        <w:t xml:space="preserve">of node: </w:t>
-      </w:r>
-      <w:proofErr w:type="spellStart"/>
-      <w:r>
-        <w:rPr>
-          <w:rFonts w:asciiTheme="minorHAnsi" w:hAnsiTheme="minorHAnsi"/>
-          <w:sz w:val="16"/>
-          <w:szCs w:val="16"/>
-        </w:rPr>
-        <w:t>Piliocolobus</w:t>
-      </w:r>
-      <w:proofErr w:type="spellEnd"/>
-      <w:r>
-        <w:rPr>
-          <w:rFonts w:asciiTheme="minorHAnsi" w:hAnsiTheme="minorHAnsi"/>
-          <w:sz w:val="16"/>
-          <w:szCs w:val="16"/>
-        </w:rPr>
-        <w:t xml:space="preserve"> </w:t>
-      </w:r>
-      <w:proofErr w:type="spellStart"/>
-      <w:r>
-        <w:rPr>
-          <w:rFonts w:asciiTheme="minorHAnsi" w:hAnsiTheme="minorHAnsi"/>
-          <w:sz w:val="16"/>
-          <w:szCs w:val="16"/>
-        </w:rPr>
-        <w:t>tephrosceles</w:t>
-      </w:r>
-      <w:proofErr w:type="spellEnd"/>
-      <w:r>
-        <w:rPr>
-          <w:rFonts w:asciiTheme="minorHAnsi" w:hAnsiTheme="minorHAnsi"/>
-          <w:sz w:val="16"/>
-          <w:szCs w:val="16"/>
-        </w:rPr>
-        <w:t xml:space="preserve">: p(F)=1 </w:t>
-      </w:r>
-    </w:p>
-    <w:p>
-      <w:pPr>
-        <w:rPr>
-          <w:rFonts w:asciiTheme="minorHAnsi" w:hAnsiTheme="minorHAnsi"/>
-          <w:sz w:val="16"/>
-          <w:szCs w:val="16"/>
-        </w:rPr>
-      </w:pPr>
-      <w:r>
-        <w:rPr>
-          <w:rFonts w:asciiTheme="minorHAnsi" w:hAnsiTheme="minorHAnsi"/>
-          <w:sz w:val="16"/>
-          <w:szCs w:val="16"/>
-        </w:rPr>
-        <w:t xml:space="preserve">of node: </w:t>
-      </w:r>
-      <w:proofErr w:type="spellStart"/>
-      <w:r>
-        <w:rPr>
-          <w:rFonts w:asciiTheme="minorHAnsi" w:hAnsiTheme="minorHAnsi"/>
-          <w:sz w:val="16"/>
-          <w:szCs w:val="16"/>
-        </w:rPr>
-        <w:t>Rhinopithecus</w:t>
-      </w:r>
-      <w:proofErr w:type="spellEnd"/>
-      <w:r>
-        <w:rPr>
-          <w:rFonts w:asciiTheme="minorHAnsi" w:hAnsiTheme="minorHAnsi"/>
-          <w:sz w:val="16"/>
-          <w:szCs w:val="16"/>
-        </w:rPr>
-        <w:t xml:space="preserve"> </w:t>
-      </w:r>
-      <w:proofErr w:type="spellStart"/>
-      <w:r>
-        <w:rPr>
-          <w:rFonts w:asciiTheme="minorHAnsi" w:hAnsiTheme="minorHAnsi"/>
-          <w:sz w:val="16"/>
-          <w:szCs w:val="16"/>
-        </w:rPr>
-        <w:t>bieti</w:t>
-      </w:r>
-      <w:proofErr w:type="spellEnd"/>
-      <w:r>
-        <w:rPr>
-          <w:rFonts w:asciiTheme="minorHAnsi" w:hAnsiTheme="minorHAnsi"/>
-          <w:sz w:val="16"/>
-          <w:szCs w:val="16"/>
-        </w:rPr>
-        <w:t xml:space="preserve">: p(F)=1 </w:t>
-      </w:r>
-    </w:p>
-    <w:p>
-      <w:pPr>
-        <w:rPr>
-          <w:rFonts w:asciiTheme="minorHAnsi" w:hAnsiTheme="minorHAnsi"/>
-          <w:sz w:val="16"/>
-          <w:szCs w:val="16"/>
-        </w:rPr>
-      </w:pPr>
-      <w:r>
-        <w:rPr>
-          <w:rFonts w:asciiTheme="minorHAnsi" w:hAnsiTheme="minorHAnsi"/>
-          <w:sz w:val="16"/>
-          <w:szCs w:val="16"/>
-        </w:rPr>
-        <w:t xml:space="preserve">of node: </w:t>
-      </w:r>
-      <w:proofErr w:type="spellStart"/>
-      <w:r>
-        <w:rPr>
-          <w:rFonts w:asciiTheme="minorHAnsi" w:hAnsiTheme="minorHAnsi"/>
-          <w:sz w:val="16"/>
-          <w:szCs w:val="16"/>
-        </w:rPr>
-        <w:t>Rhinopithecus</w:t>
-      </w:r>
-      <w:proofErr w:type="spellEnd"/>
-      <w:r>
-        <w:rPr>
-          <w:rFonts w:asciiTheme="minorHAnsi" w:hAnsiTheme="minorHAnsi"/>
-          <w:sz w:val="16"/>
-          <w:szCs w:val="16"/>
-        </w:rPr>
-        <w:t xml:space="preserve"> </w:t>
-      </w:r>
-      <w:proofErr w:type="spellStart"/>
-      <w:r>
-        <w:rPr>
-          <w:rFonts w:asciiTheme="minorHAnsi" w:hAnsiTheme="minorHAnsi"/>
-          <w:sz w:val="16"/>
-          <w:szCs w:val="16"/>
-        </w:rPr>
-        <w:t>roxellana</w:t>
-      </w:r>
-      <w:proofErr w:type="spellEnd"/>
-      <w:r>
-        <w:rPr>
-          <w:rFonts w:asciiTheme="minorHAnsi" w:hAnsiTheme="minorHAnsi"/>
-          <w:sz w:val="16"/>
-          <w:szCs w:val="16"/>
-        </w:rPr>
-        <w:t>: p(F)=1</w:t>
+        <w:t xml:space="preserve">of node: Piliocolobus tephrosceles: p(F)=1 </w:t>
+      </w:r>
+    </w:p>
+    <w:p>
+      <w:pPr>
+        <w:rPr>
+          <w:rFonts w:asciiTheme="minorHAnsi" w:hAnsiTheme="minorHAnsi"/>
+          <w:sz w:val="16"/>
+          <w:szCs w:val="16"/>
+        </w:rPr>
+      </w:pPr>
+      <w:r>
+        <w:rPr>
+          <w:rFonts w:asciiTheme="minorHAnsi" w:hAnsiTheme="minorHAnsi"/>
+          <w:sz w:val="16"/>
+          <w:szCs w:val="16"/>
+        </w:rPr>
+        <w:t xml:space="preserve">of node: Rhinopithecus bieti: p(F)=1 </w:t>
+      </w:r>
+    </w:p>
+    <w:p>
+      <w:pPr>
+        <w:rPr>
+          <w:rFonts w:asciiTheme="minorHAnsi" w:hAnsiTheme="minorHAnsi"/>
+          <w:sz w:val="16"/>
+          <w:szCs w:val="16"/>
+        </w:rPr>
+      </w:pPr>
+      <w:r>
+        <w:rPr>
+          <w:rFonts w:asciiTheme="minorHAnsi" w:hAnsiTheme="minorHAnsi"/>
+          <w:sz w:val="16"/>
+          <w:szCs w:val="16"/>
+        </w:rPr>
+        <w:t>of node: Rhinopithecus roxellana: p(F)=1</w:t>
       </w:r>
     </w:p>
     <w:p>
@@ -3899,29 +2646,29 @@
           <w:szCs w:val="16"/>
         </w:rPr>
         <w:drawing>
-          <wp:anchor distT="0" distB="0" distL="114300" distR="114300" simplePos="0" relativeHeight="251658242" behindDoc="1" locked="0" layoutInCell="1" allowOverlap="1" wp14:anchorId="68260C39" wp14:editId="31DD688F">
+          <wp:anchor distT="0" distB="0" distL="114300" distR="114300" simplePos="0" relativeHeight="251658242" behindDoc="1" locked="0" layoutInCell="1" allowOverlap="1" wp14:anchorId="68260C39" wp14:editId="1A37DBD5">
             <wp:simplePos x="0" y="0"/>
             <wp:positionH relativeFrom="column">
-              <wp:posOffset>561975</wp:posOffset>
+              <wp:posOffset>560070</wp:posOffset>
             </wp:positionH>
             <wp:positionV relativeFrom="paragraph">
-              <wp:posOffset>999792</wp:posOffset>
+              <wp:posOffset>998855</wp:posOffset>
             </wp:positionV>
-            <wp:extent cx="3724910" cy="3208655"/>
-            <wp:effectExtent l="0" t="0" r="0" b="4445"/>
+            <wp:extent cx="4680585" cy="4031615"/>
+            <wp:effectExtent l="0" t="0" r="5715" b="6985"/>
             <wp:wrapTight wrapText="bothSides">
               <wp:wrapPolygon edited="0">
                 <wp:start x="0" y="0"/>
-                <wp:lineTo x="0" y="21544"/>
-                <wp:lineTo x="21504" y="21544"/>
-                <wp:lineTo x="21504" y="0"/>
+                <wp:lineTo x="0" y="21535"/>
+                <wp:lineTo x="21538" y="21535"/>
+                <wp:lineTo x="21538" y="0"/>
                 <wp:lineTo x="0" y="0"/>
               </wp:wrapPolygon>
             </wp:wrapTight>
             <wp:docPr id="1986875561" name="Picture 1">
               <a:extLst xmlns:a="http://schemas.openxmlformats.org/drawingml/2006/main">
                 <a:ext uri="{FF2B5EF4-FFF2-40B4-BE49-F238E27FC236}">
-                  <a16:creationId xmlns:a16="http://schemas.microsoft.com/office/drawing/2014/main" id="{6E14FEB8-EEB3-473B-82EC-66E3AFFF88AC}"/>
+                  <a16:creationId xmlns:a16="http://schemas.microsoft.com/office/drawing/2014/main" id="{27B3DA64-A932-4C3C-ADEE-C5241E31E209}"/>
                 </a:ext>
               </a:extLst>
             </wp:docPr>
@@ -3936,7 +2683,7 @@
                     <pic:cNvPicPr/>
                   </pic:nvPicPr>
                   <pic:blipFill>
-                    <a:blip r:embed="rId8" cstate="print">
+                    <a:blip r:embed="rId6" cstate="print">
                       <a:extLst>
                         <a:ext uri="{28A0092B-C50C-407E-A947-70E740481C1C}">
                           <a14:useLocalDpi xmlns:a14="http://schemas.microsoft.com/office/drawing/2010/main" val="0"/>
@@ -3950,7 +2697,7 @@
                   <pic:spPr>
                     <a:xfrm>
                       <a:off x="0" y="0"/>
-                      <a:ext cx="3724910" cy="3208655"/>
+                      <a:ext cx="4680585" cy="4031615"/>
                     </a:xfrm>
                     <a:prstGeom prst="rect">
                       <a:avLst/>
@@ -3985,10 +2732,6 @@
     </w:sectPr>
   </w:body>
 </w:document>
-</file>
-
-<file path=word/numbering.xml><?xml version="1.0" encoding="utf-8"?>
-<w:numbering xmlns:wpc="http://schemas.microsoft.com/office/word/2010/wordprocessingCanvas" xmlns:cx="http://schemas.microsoft.com/office/drawing/2014/chartex" xmlns:cx1="http://schemas.microsoft.com/office/drawing/2015/9/8/chartex" xmlns:cx2="http://schemas.microsoft.com/office/drawing/2015/10/21/chartex" xmlns:cx3="http://schemas.microsoft.com/office/drawing/2016/5/9/chartex" xmlns:cx4="http://schemas.microsoft.com/office/drawing/2016/5/10/chartex" xmlns:cx5="http://schemas.microsoft.com/office/drawing/2016/5/11/chartex" xmlns:cx6="http://schemas.microsoft.com/office/drawing/2016/5/12/chartex" xmlns:cx7="http://schemas.microsoft.com/office/drawing/2016/5/13/chartex" xmlns:cx8="http://schemas.microsoft.com/office/drawing/2016/5/14/chartex" xmlns:mc="http://schemas.openxmlformats.org/markup-compatibility/2006" xmlns:aink="http://schemas.microsoft.com/office/drawing/2016/ink" xmlns:am3d="http://schemas.microsoft.com/office/drawing/2017/model3d" xmlns:o="urn:schemas-microsoft-com:office:office" xmlns:oel="http://schemas.microsoft.com/office/2019/extlst" xmlns:r="http://schemas.openxmlformats.org/officeDocument/2006/relationships" xmlns:m="http://schemas.openxmlformats.org/officeDocument/2006/math" xmlns:v="urn:schemas-microsoft-com:vml" xmlns:wp14="http://schemas.microsoft.com/office/word/2010/wordprocessingDrawing" xmlns:wp="http://schemas.openxmlformats.org/drawingml/2006/wordprocessingDrawing" xmlns:w10="urn:schemas-microsoft-com:office:word" xmlns:w="http://schemas.openxmlformats.org/wordprocessingml/2006/main" xmlns:w14="http://schemas.microsoft.com/office/word/2010/wordml" xmlns:w15="http://schemas.microsoft.com/office/word/2012/wordml" xmlns:w16cex="http://schemas.microsoft.com/office/word/2018/wordml/cex" xmlns:w16cid="http://schemas.microsoft.com/office/word/2016/wordml/cid" xmlns:w16="http://schemas.microsoft.com/office/word/2018/wordml" xmlns:w16du="http://schemas.microsoft.com/office/word/2023/wordml/word16du" xmlns:w16sdtdh="http://schemas.microsoft.com/office/word/2020/wordml/sdtdatahash" xmlns:w16sdtfl="http://schemas.microsoft.com/office/word/2024/wordml/sdtformatlock" xmlns:w16se="http://schemas.microsoft.com/office/word/2015/wordml/symex" xmlns:wpg="http://schemas.microsoft.com/office/word/2010/wordprocessingGroup" xmlns:wpi="http://schemas.microsoft.com/office/word/2010/wordprocessingInk" xmlns:wne="http://schemas.microsoft.com/office/word/2006/wordml" xmlns:wps="http://schemas.microsoft.com/office/word/2010/wordprocessingShape" mc:Ignorable="w14 w15 w16se w16cid w16 w16cex w16sdtdh w16sdtfl w16du wp14"/>
 </file>
 
 <file path=word/styles.xml><?xml version="1.0" encoding="utf-8"?>
@@ -5267,16 +4010,4 @@
     </a:ext>
   </a:extLst>
 </a:theme>
-</file>
-
-<file path=customXml/item1.xml><?xml version="1.0" encoding="utf-8"?>
-<b:Sources xmlns:b="http://schemas.openxmlformats.org/officeDocument/2006/bibliography" xmlns="http://schemas.openxmlformats.org/officeDocument/2006/bibliography" SelectedStyle="\APASixthEditionOfficeOnline.xsl" StyleName="APA" Version="6"/>
-</file>
-
-<file path=customXml/itemProps1.xml><?xml version="1.0" encoding="utf-8"?>
-<ds:datastoreItem xmlns:ds="http://schemas.openxmlformats.org/officeDocument/2006/customXml" ds:itemID="{55E4F1AC-C410-4223-B19D-AD43095DD228}">
-  <ds:schemaRefs>
-    <ds:schemaRef ds:uri="http://schemas.openxmlformats.org/officeDocument/2006/bibliography"/>
-  </ds:schemaRefs>
-</ds:datastoreItem>
 </file>